--- a/branchfolder/branchfiles.docx
+++ b/branchfolder/branchfiles.docx
@@ -6,58 +6,48 @@
       <w:r>
         <w:t xml:space="preserve">1. https://www.google.com/ </w:t>
       </w:r>
-      <w:proofErr w:type="spellStart"/>
       <w:r>
         <w:rPr>
           <w:rFonts w:ascii="Sylfaen" w:hAnsi="Sylfaen" w:cs="Sylfaen"/>
         </w:rPr>
         <w:t>ის</w:t>
       </w:r>
-      <w:proofErr w:type="spellEnd"/>
       <w:r>
         <w:t xml:space="preserve"> </w:t>
       </w:r>
-      <w:proofErr w:type="spellStart"/>
       <w:r>
         <w:rPr>
           <w:rFonts w:ascii="Sylfaen" w:hAnsi="Sylfaen" w:cs="Sylfaen"/>
         </w:rPr>
         <w:t>გვერდისთვის</w:t>
       </w:r>
-      <w:proofErr w:type="spellEnd"/>
       <w:r>
         <w:t xml:space="preserve"> </w:t>
       </w:r>
-      <w:proofErr w:type="spellStart"/>
       <w:r>
         <w:rPr>
           <w:rFonts w:ascii="Sylfaen" w:hAnsi="Sylfaen" w:cs="Sylfaen"/>
         </w:rPr>
         <w:t>როგორ</w:t>
       </w:r>
-      <w:proofErr w:type="spellEnd"/>
       <w:r>
         <w:t xml:space="preserve"> </w:t>
       </w:r>
-      <w:proofErr w:type="spellStart"/>
       <w:r>
         <w:rPr>
           <w:rFonts w:ascii="Sylfaen" w:hAnsi="Sylfaen" w:cs="Sylfaen"/>
         </w:rPr>
         <w:t>მიწვდებოდით</w:t>
       </w:r>
-      <w:proofErr w:type="spellEnd"/>
       <w:r>
         <w:t xml:space="preserve"> </w:t>
       </w:r>
-      <w:proofErr w:type="spellStart"/>
       <w:r>
         <w:rPr>
           <w:rFonts w:ascii="Sylfaen" w:hAnsi="Sylfaen" w:cs="Sylfaen"/>
         </w:rPr>
         <w:t>სერჩის</w:t>
       </w:r>
-      <w:proofErr w:type="spellEnd"/>
     </w:p>
     <w:p>
       <w:pPr>
@@ -65,80 +55,66 @@
           <w:rFonts w:ascii="Sylfaen" w:hAnsi="Sylfaen" w:cs="Sylfaen"/>
         </w:rPr>
       </w:pPr>
-      <w:proofErr w:type="spellStart"/>
       <w:r>
         <w:rPr>
           <w:rFonts w:ascii="Sylfaen" w:hAnsi="Sylfaen" w:cs="Sylfaen"/>
         </w:rPr>
         <w:t>ინფუთს</w:t>
       </w:r>
-      <w:proofErr w:type="spellEnd"/>
       <w:r>
         <w:t xml:space="preserve">, </w:t>
       </w:r>
-      <w:proofErr w:type="spellStart"/>
       <w:r>
         <w:rPr>
           <w:rFonts w:ascii="Sylfaen" w:hAnsi="Sylfaen" w:cs="Sylfaen"/>
         </w:rPr>
         <w:t>იხილეთ</w:t>
       </w:r>
-      <w:proofErr w:type="spellEnd"/>
       <w:r>
         <w:t xml:space="preserve"> </w:t>
       </w:r>
-      <w:proofErr w:type="spellStart"/>
       <w:r>
         <w:rPr>
           <w:rFonts w:ascii="Sylfaen" w:hAnsi="Sylfaen" w:cs="Sylfaen"/>
         </w:rPr>
         <w:t>სურათზე</w:t>
       </w:r>
-      <w:proofErr w:type="spellEnd"/>
       <w:r>
         <w:t xml:space="preserve"> </w:t>
       </w:r>
-      <w:proofErr w:type="spellStart"/>
       <w:r>
         <w:rPr>
           <w:rFonts w:ascii="Sylfaen" w:hAnsi="Sylfaen" w:cs="Sylfaen"/>
         </w:rPr>
         <w:t>მითითებული</w:t>
       </w:r>
-      <w:proofErr w:type="spellEnd"/>
       <w:r>
         <w:t xml:space="preserve"> </w:t>
       </w:r>
-      <w:proofErr w:type="spellStart"/>
       <w:r>
         <w:rPr>
           <w:rFonts w:ascii="Sylfaen" w:hAnsi="Sylfaen" w:cs="Sylfaen"/>
         </w:rPr>
         <w:t>ლურჯად</w:t>
       </w:r>
-      <w:proofErr w:type="spellEnd"/>
       <w:r>
         <w:t xml:space="preserve"> </w:t>
       </w:r>
-      <w:proofErr w:type="spellStart"/>
       <w:r>
         <w:rPr>
           <w:rFonts w:ascii="Sylfaen" w:hAnsi="Sylfaen" w:cs="Sylfaen"/>
         </w:rPr>
         <w:t>მონიშნული</w:t>
       </w:r>
-      <w:proofErr w:type="spellEnd"/>
       <w:r>
         <w:t xml:space="preserve"> </w:t>
       </w:r>
-      <w:proofErr w:type="spellStart"/>
       <w:r>
         <w:rPr>
           <w:rFonts w:ascii="Sylfaen" w:hAnsi="Sylfaen" w:cs="Sylfaen"/>
         </w:rPr>
         <w:t>ინფუთი</w:t>
       </w:r>
-      <w:proofErr w:type="spellEnd"/>
     </w:p>
     <w:p>
       <w:pPr>
@@ -149,197 +125,164 @@
     </w:p>
     <w:p>
       <w:r>
-        <w:rPr>
-          <w:highlight w:val="yellow"/>
-        </w:rPr>
-        <w:t>class="</w:t>
-      </w:r>
-      <w:proofErr w:type="spellStart"/>
-      <w:r>
-        <w:rPr>
-          <w:highlight w:val="yellow"/>
-        </w:rPr>
-        <w:t>gLFyf</w:t>
-      </w:r>
-      <w:proofErr w:type="spellEnd"/>
-      <w:r>
-        <w:rPr>
-          <w:highlight w:val="yellow"/>
-        </w:rPr>
-        <w:t>"</w:t>
+        <w:t>class="gLFyf</w:t>
+      </w:r>
+      <w:r>
+        <w:t>”</w:t>
+      </w:r>
+    </w:p>
+    <w:p/>
+    <w:p/>
+    <w:p>
+      <w:r>
+        <w:t xml:space="preserve">2. https://www.google.com/ </w:t>
+      </w:r>
+      <w:r>
+        <w:rPr>
+          <w:rFonts w:ascii="Sylfaen" w:hAnsi="Sylfaen" w:cs="Sylfaen"/>
+        </w:rPr>
+        <w:t>ის</w:t>
+      </w:r>
+      <w:r>
+        <w:t xml:space="preserve"> </w:t>
+      </w:r>
+      <w:r>
+        <w:rPr>
+          <w:rFonts w:ascii="Sylfaen" w:hAnsi="Sylfaen" w:cs="Sylfaen"/>
+        </w:rPr>
+        <w:t>გვერდისთვის</w:t>
+      </w:r>
+      <w:r>
+        <w:t xml:space="preserve"> </w:t>
+      </w:r>
+      <w:r>
+        <w:rPr>
+          <w:rFonts w:ascii="Sylfaen" w:hAnsi="Sylfaen" w:cs="Sylfaen"/>
+        </w:rPr>
+        <w:t>როგორ</w:t>
+      </w:r>
+      <w:r>
+        <w:t xml:space="preserve"> </w:t>
+      </w:r>
+      <w:r>
+        <w:rPr>
+          <w:rFonts w:ascii="Sylfaen" w:hAnsi="Sylfaen" w:cs="Sylfaen"/>
+        </w:rPr>
+        <w:t>მიწვდებოდით</w:t>
+      </w:r>
+      <w:r>
+        <w:t xml:space="preserve"> </w:t>
+      </w:r>
+      <w:r>
+        <w:rPr>
+          <w:rFonts w:ascii="Sylfaen" w:hAnsi="Sylfaen" w:cs="Sylfaen"/>
+        </w:rPr>
+        <w:t>სურათზე</w:t>
+      </w:r>
+    </w:p>
+    <w:p>
+      <w:pPr>
+        <w:rPr>
+          <w:rFonts w:ascii="Sylfaen" w:hAnsi="Sylfaen" w:cs="Sylfaen"/>
+        </w:rPr>
+      </w:pPr>
+      <w:r>
+        <w:rPr>
+          <w:rFonts w:ascii="Sylfaen" w:hAnsi="Sylfaen" w:cs="Sylfaen"/>
+        </w:rPr>
+        <w:t>მითითებულ</w:t>
+      </w:r>
+      <w:r>
+        <w:t xml:space="preserve"> </w:t>
+      </w:r>
+      <w:r>
+        <w:rPr>
+          <w:rFonts w:ascii="Sylfaen" w:hAnsi="Sylfaen" w:cs="Sylfaen"/>
+        </w:rPr>
+        <w:t>ღილაკს</w:t>
+      </w:r>
+    </w:p>
+    <w:p>
+      <w:pPr>
+        <w:rPr>
+          <w:rFonts w:ascii="Sylfaen" w:hAnsi="Sylfaen" w:cs="Sylfaen"/>
+        </w:rPr>
+      </w:pPr>
+    </w:p>
+    <w:p>
+      <w:r>
+        <w:t>class="gNO89b"</w:t>
       </w:r>
     </w:p>
     <w:p/>
     <w:p>
       <w:r>
-        <w:t xml:space="preserve">2. https://www.google.com/ </w:t>
-      </w:r>
-      <w:proofErr w:type="spellStart"/>
-      <w:r>
-        <w:rPr>
-          <w:rFonts w:ascii="Sylfaen" w:hAnsi="Sylfaen" w:cs="Sylfaen"/>
-        </w:rPr>
-        <w:t>ის</w:t>
-      </w:r>
-      <w:proofErr w:type="spellEnd"/>
+        <w:t xml:space="preserve">3. https://www.google.com/ </w:t>
+      </w:r>
+      <w:r>
+        <w:rPr>
+          <w:rFonts w:ascii="Sylfaen" w:hAnsi="Sylfaen" w:cs="Sylfaen"/>
+        </w:rPr>
+        <w:t>გვერდზე</w:t>
+      </w:r>
       <w:r>
         <w:t xml:space="preserve"> </w:t>
       </w:r>
-      <w:proofErr w:type="spellStart"/>
-      <w:r>
-        <w:rPr>
-          <w:rFonts w:ascii="Sylfaen" w:hAnsi="Sylfaen" w:cs="Sylfaen"/>
-        </w:rPr>
-        <w:t>გვერდისთვის</w:t>
-      </w:r>
-      <w:proofErr w:type="spellEnd"/>
+      <w:r>
+        <w:rPr>
+          <w:rFonts w:ascii="Sylfaen" w:hAnsi="Sylfaen" w:cs="Sylfaen"/>
+        </w:rPr>
+        <w:t>სურათზე</w:t>
+      </w:r>
       <w:r>
         <w:t xml:space="preserve"> </w:t>
       </w:r>
-      <w:proofErr w:type="spellStart"/>
-      <w:r>
-        <w:rPr>
-          <w:rFonts w:ascii="Sylfaen" w:hAnsi="Sylfaen" w:cs="Sylfaen"/>
-        </w:rPr>
-        <w:t>როგორ</w:t>
-      </w:r>
-      <w:proofErr w:type="spellEnd"/>
-      <w:r>
-        <w:t xml:space="preserve"> </w:t>
-      </w:r>
-      <w:proofErr w:type="spellStart"/>
-      <w:r>
-        <w:rPr>
-          <w:rFonts w:ascii="Sylfaen" w:hAnsi="Sylfaen" w:cs="Sylfaen"/>
-        </w:rPr>
-        <w:t>მიწვდებოდით</w:t>
-      </w:r>
-      <w:proofErr w:type="spellEnd"/>
-      <w:r>
-        <w:t xml:space="preserve"> </w:t>
-      </w:r>
-      <w:proofErr w:type="spellStart"/>
-      <w:r>
-        <w:rPr>
-          <w:rFonts w:ascii="Sylfaen" w:hAnsi="Sylfaen" w:cs="Sylfaen"/>
-        </w:rPr>
-        <w:t>სურათზე</w:t>
-      </w:r>
-      <w:proofErr w:type="spellEnd"/>
+      <w:r>
+        <w:rPr>
+          <w:rFonts w:ascii="Sylfaen" w:hAnsi="Sylfaen" w:cs="Sylfaen"/>
+        </w:rPr>
+        <w:t>მითითებული</w:t>
+      </w:r>
+      <w:r>
+        <w:t xml:space="preserve"> image </w:t>
+      </w:r>
+      <w:r>
+        <w:rPr>
+          <w:rFonts w:ascii="Sylfaen" w:hAnsi="Sylfaen" w:cs="Sylfaen"/>
+        </w:rPr>
+        <w:t>ლინკისთვის</w:t>
+      </w:r>
     </w:p>
     <w:p>
       <w:pPr>
         <w:rPr>
-          <w:rFonts w:ascii="Sylfaen" w:hAnsi="Sylfaen" w:cs="Sylfaen"/>
+          <w:rFonts w:ascii="Sylfaen" w:hAnsi="Sylfaen"/>
+          <w:lang w:val="ka-GE"/>
         </w:rPr>
       </w:pPr>
-      <w:proofErr w:type="spellStart"/>
-      <w:r>
-        <w:rPr>
-          <w:rFonts w:ascii="Sylfaen" w:hAnsi="Sylfaen" w:cs="Sylfaen"/>
-        </w:rPr>
-        <w:t>მითითებულ</w:t>
-      </w:r>
-      <w:proofErr w:type="spellEnd"/>
-      <w:r>
-        <w:t xml:space="preserve"> </w:t>
-      </w:r>
-      <w:proofErr w:type="spellStart"/>
-      <w:r>
-        <w:rPr>
-          <w:rFonts w:ascii="Sylfaen" w:hAnsi="Sylfaen" w:cs="Sylfaen"/>
-        </w:rPr>
-        <w:t>ღილაკს</w:t>
-      </w:r>
-      <w:proofErr w:type="spellEnd"/>
+      <w:r>
+        <w:rPr>
+          <w:rFonts w:ascii="Sylfaen" w:hAnsi="Sylfaen" w:cs="Sylfaen"/>
+        </w:rPr>
+        <w:t>დააკოპირეთ</w:t>
+      </w:r>
+      <w:r>
+        <w:t xml:space="preserve"> xpath</w:t>
+      </w:r>
     </w:p>
     <w:p>
       <w:pPr>
         <w:rPr>
-          <w:rFonts w:ascii="Sylfaen" w:hAnsi="Sylfaen" w:cs="Sylfaen"/>
+          <w:rFonts w:ascii="Sylfaen" w:hAnsi="Sylfaen"/>
+          <w:lang w:val="ka-GE"/>
         </w:rPr>
       </w:pPr>
-    </w:p>
-    <w:p>
-      <w:r>
-        <w:rPr>
-          <w:highlight w:val="yellow"/>
-        </w:rPr>
-        <w:t>class="gNO89b"</w:t>
-      </w:r>
-    </w:p>
-    <w:p/>
-    <w:p>
-      <w:r>
-        <w:t xml:space="preserve">3. https://www.google.com/ </w:t>
-      </w:r>
-      <w:proofErr w:type="spellStart"/>
-      <w:r>
-        <w:rPr>
-          <w:rFonts w:ascii="Sylfaen" w:hAnsi="Sylfaen" w:cs="Sylfaen"/>
-        </w:rPr>
-        <w:t>გვერდზე</w:t>
-      </w:r>
-      <w:proofErr w:type="spellEnd"/>
-      <w:r>
-        <w:t xml:space="preserve"> </w:t>
-      </w:r>
-      <w:proofErr w:type="spellStart"/>
-      <w:r>
-        <w:rPr>
-          <w:rFonts w:ascii="Sylfaen" w:hAnsi="Sylfaen" w:cs="Sylfaen"/>
-        </w:rPr>
-        <w:t>სურათზე</w:t>
-      </w:r>
-      <w:proofErr w:type="spellEnd"/>
-      <w:r>
-        <w:t xml:space="preserve"> </w:t>
-      </w:r>
-      <w:proofErr w:type="spellStart"/>
-      <w:r>
-        <w:rPr>
-          <w:rFonts w:ascii="Sylfaen" w:hAnsi="Sylfaen" w:cs="Sylfaen"/>
-        </w:rPr>
-        <w:t>მითითებული</w:t>
-      </w:r>
-      <w:proofErr w:type="spellEnd"/>
-      <w:r>
-        <w:t xml:space="preserve"> image </w:t>
-      </w:r>
-      <w:proofErr w:type="spellStart"/>
-      <w:r>
-        <w:rPr>
-          <w:rFonts w:ascii="Sylfaen" w:hAnsi="Sylfaen" w:cs="Sylfaen"/>
-        </w:rPr>
-        <w:t>ლინკისთვის</w:t>
-      </w:r>
-      <w:proofErr w:type="spellEnd"/>
-    </w:p>
-    <w:p>
-      <w:proofErr w:type="spellStart"/>
-      <w:r>
-        <w:rPr>
-          <w:rFonts w:ascii="Sylfaen" w:hAnsi="Sylfaen" w:cs="Sylfaen"/>
-        </w:rPr>
-        <w:t>დააკოპირეთ</w:t>
-      </w:r>
-      <w:proofErr w:type="spellEnd"/>
-      <w:r>
-        <w:t xml:space="preserve"> </w:t>
-      </w:r>
-      <w:proofErr w:type="spellStart"/>
-      <w:r>
-        <w:t>xpath</w:t>
-      </w:r>
-      <w:proofErr w:type="spellEnd"/>
-    </w:p>
-    <w:p/>
-    <w:p>
-      <w:r>
-        <w:rPr>
-          <w:highlight w:val="yellow"/>
-        </w:rPr>
-        <w:t>aria-label="Search for Images</w:t>
+      <w:r>
+        <w:rPr>
+          <w:rFonts w:ascii="Sylfaen" w:hAnsi="Sylfaen"/>
+          <w:lang w:val="ka-GE"/>
+        </w:rPr>
+        <w:t>target="_top"&gt;Images&lt;/a&gt;</w:t>
       </w:r>
     </w:p>
     <w:sectPr>
